--- a/public/sample-templates/deed_of_assignment.docx
+++ b/public/sample-templates/deed_of_assignment.docx
@@ -78,7 +78,7 @@
           <w:sz w:val="22"/>
           <w:szCs w:val="22"/>
         </w:rPr>
-        <w:t xml:space="preserve">THIS DEED OF ASSIGNMENT is made on </w:t>
+        <w:t xml:space="preserve">THIS DEED OF ASSIGNMENT is made this </w:t>
       </w:r>
       <w:r>
         <w:rPr>
@@ -88,7 +88,7 @@
           <w:sz w:val="22"/>
           <w:szCs w:val="22"/>
         </w:rPr>
-        <w:t xml:space="preserve">{{today}}</w:t>
+        <w:t xml:space="preserve">{{today_long}}</w:t>
       </w:r>
       <w:r>
         <w:rPr>
@@ -134,7 +134,7 @@
           <w:sz w:val="22"/>
           <w:szCs w:val="22"/>
         </w:rPr>
-        <w:t xml:space="preserve">{{client_name}}</w:t>
+        <w:t xml:space="preserve">{{client_name_upper}}</w:t>
       </w:r>
       <w:r>
         <w:rPr>
